--- a/manual_demo/claude_project/upload_word/Skills_1_master_procedure.docx
+++ b/manual_demo/claude_project/upload_word/Skills_1_master_procedure.docx
@@ -111,7 +111,7 @@
         <w:t>the common extraction policy (Skills_2_extraction_rules_all_reports.docx)</w:t>
       </w:r>
       <w:r>
-        <w:t>, then read the matching checklist for each document:</w:t>
+        <w:t>, then read the matching report-specific extraction rules for each document:</w:t>
       </w:r>
     </w:p>
     <w:p>
@@ -119,7 +119,7 @@
         <w:pStyle w:val="ListBullet"/>
       </w:pPr>
       <w:r>
-        <w:t>Morphology (Skills_3_checklist_morphology.docx)</w:t>
+        <w:t>Morphology (Skills_3_extraction_rules_morphology.docx)</w:t>
       </w:r>
     </w:p>
     <w:p>
@@ -127,7 +127,7 @@
         <w:pStyle w:val="ListBullet"/>
       </w:pPr>
       <w:r>
-        <w:t>Flow cytometry (Skills_4_checklist_flow_cytometry.docx)</w:t>
+        <w:t>Flow cytometry (Skills_4_extraction_rules_flow_cytometry.docx)</w:t>
       </w:r>
     </w:p>
     <w:p>
@@ -135,7 +135,7 @@
         <w:pStyle w:val="ListBullet"/>
       </w:pPr>
       <w:r>
-        <w:t>Cytogenetics and FISH (Skills_5_checklist_cytogenetics_FISH.docx)</w:t>
+        <w:t>Cytogenetics and FISH (Skills_5_extraction_rules_cytogenetics_FISH.docx)</w:t>
       </w:r>
     </w:p>
     <w:p>
@@ -143,7 +143,7 @@
         <w:pStyle w:val="ListBullet"/>
       </w:pPr>
       <w:r>
-        <w:t>Molecular (Skills_6_checklist_molecular.docx)</w:t>
+        <w:t>Molecular (Skills_6_extraction_rules_molecular.docx)</w:t>
       </w:r>
     </w:p>
     <w:p>

--- a/manual_demo/claude_project/upload_word/Skills_1_master_procedure.docx
+++ b/manual_demo/claude_project/upload_word/Skills_1_master_procedure.docx
@@ -193,7 +193,7 @@
         <w:t xml:space="preserve">Use the criterion table in </w:t>
       </w:r>
       <w:r>
-        <w:t>the report template (Skills_8_report_template.docx)</w:t>
+        <w:t>the report template (Skills_8_integrated_report_template.docx)</w:t>
       </w:r>
       <w:r>
         <w:t xml:space="preserve">. Cite the actual source section/table and the finding IDs for every assessment. Read context, exclusions, hierarchy, and prerequisites before deciding </w:t>
